--- a/egypt/final/EGYPT_VersionNotes_v1.6.docx
+++ b/egypt/final/EGYPT_VersionNotes_v1.6.docx
@@ -22,7 +22,7 @@
         <w:rPr>
           <w:rStyle w:val="VerbatimChar"/>
         </w:rPr>
-        <w:t xml:space="preserve">EGYPT_Methodology_v1.5</w:t>
+        <w:t xml:space="preserve">EGYPT_Methodology_v1.6</w:t>
       </w:r>
       <w:r>
         <w:t xml:space="preserve">) describes the current method only and carries no history (repository rule,</w:t>
@@ -116,7 +116,7 @@
         <w:t xml:space="preserve">OutputElasticity_Note_v0.1</w:t>
       </w:r>
       <w:r>
-        <w:t xml:space="preserve">). Only cement matters (carbon cost 15% of its price). 2030 emission cut (Mt), old to new: 1A −37.4 to −34.7; 2A −33.1 to −31.9; 2B −34.8 to −33.7; 3A −22.8 to −20.0; 3B unchanged −12.0; 3C −33.0 to −30.8. Deaths avoided, old to new: 1A 1,501 to 1,440; 2A 1,456 to 1,431; 2B 1,517 to 1,492; 3A 552 to 509; 3C 646 to 607. Revenue changes by less than USD 0.1bn. Obligations (row O) are unchanged.</w:t>
+        <w:t xml:space="preserve">). Only cement matters (carbon cost 15% of its price). 2030 emission cut (Mt), old to new: 1A −37.4 to −34.7; 2A −33.1 to −31.9; 2B −34.8 to −33.7; 3A −22.8 to −20.0; 3B unchanged −12.0; 3C −33.0 to −30.8. Deaths avoided, old to new: 1A 1,501 to 1,440; 2A 1,456 to 1,431; 2B 1,517 to 1,492; 3A 552 to 509; 3C 646 to 606. Revenue changes by less than USD 0.1bn. Obligations (row O) are unchanged.</w:t>
       </w:r>
     </w:p>
     <w:p>

--- a/egypt/final/EGYPT_VersionNotes_v1.6.docx
+++ b/egypt/final/EGYPT_VersionNotes_v1.6.docx
@@ -113,7 +113,7 @@
         <w:rPr>
           <w:rStyle w:val="VerbatimChar"/>
         </w:rPr>
-        <w:t xml:space="preserve">OutputElasticity_Note_v0.1</w:t>
+        <w:t xml:space="preserve">OutputElasticity_Note_v0.2</w:t>
       </w:r>
       <w:r>
         <w:t xml:space="preserve">). Only cement matters (carbon cost 15% of its price). 2030 emission cut (Mt), old to new: 1A −37.4 to −34.7; 2A −33.1 to −31.9; 2B −34.8 to −33.7; 3A −22.8 to −20.0; 3B unchanged −12.0; 3C −33.0 to −30.8. Deaths avoided, old to new: 1A 1,501 to 1,440; 2A 1,456 to 1,431; 2B 1,517 to 1,492; 3A 552 to 509; 3C 646 to 606. Revenue changes by less than USD 0.1bn. Obligations (row O) are unchanged.</w:t>
